--- a/input/Autorizacao.docx
+++ b/input/Autorizacao.docx
@@ -1,10 +1,10 @@
 
 <file path=word/document.xml><?xml version="1.0" encoding="utf-8"?>
-<w:document xmlns:wpc="http://schemas.microsoft.com/office/word/2010/wordprocessingCanvas" xmlns:cx="http://schemas.microsoft.com/office/drawing/2014/chartex" xmlns:cx1="http://schemas.microsoft.com/office/drawing/2015/9/8/chartex" xmlns:cx2="http://schemas.microsoft.com/office/drawing/2015/10/21/chartex" xmlns:cx3="http://schemas.microsoft.com/office/drawing/2016/5/9/chartex" xmlns:cx4="http://schemas.microsoft.com/office/drawing/2016/5/10/chartex" xmlns:cx5="http://schemas.microsoft.com/office/drawing/2016/5/11/chartex" xmlns:cx6="http://schemas.microsoft.com/office/drawing/2016/5/12/chartex" xmlns:cx7="http://schemas.microsoft.com/office/drawing/2016/5/13/chartex" xmlns:cx8="http://schemas.microsoft.com/office/drawing/2016/5/14/chartex" xmlns:mc="http://schemas.openxmlformats.org/markup-compatibility/2006" xmlns:aink="http://schemas.microsoft.com/office/drawing/2016/ink" xmlns:am3d="http://schemas.microsoft.com/office/drawing/2017/model3d" xmlns:o="urn:schemas-microsoft-com:office:office" xmlns:oel="http://schemas.microsoft.com/office/2019/extlst" xmlns:r="http://schemas.openxmlformats.org/officeDocument/2006/relationships" xmlns:m="http://schemas.openxmlformats.org/officeDocument/2006/math" xmlns:v="urn:schemas-microsoft-com:vml" xmlns:wp14="http://schemas.microsoft.com/office/word/2010/wordprocessingDrawing" xmlns:wp="http://schemas.openxmlformats.org/drawingml/2006/wordprocessingDrawing" xmlns:w10="urn:schemas-microsoft-com:office:word" xmlns:w="http://schemas.openxmlformats.org/wordprocessingml/2006/main" xmlns:w14="http://schemas.microsoft.com/office/word/2010/wordml" xmlns:w15="http://schemas.microsoft.com/office/word/2012/wordml" xmlns:w16cex="http://schemas.microsoft.com/office/word/2018/wordml/cex" xmlns:w16cid="http://schemas.microsoft.com/office/word/2016/wordml/cid" xmlns:w16="http://schemas.microsoft.com/office/word/2018/wordml" xmlns:w16sdtdh="http://schemas.microsoft.com/office/word/2020/wordml/sdtdatahash" xmlns:w16se="http://schemas.microsoft.com/office/word/2015/wordml/symex" xmlns:wpg="http://schemas.microsoft.com/office/word/2010/wordprocessingGroup" xmlns:wpi="http://schemas.microsoft.com/office/word/2010/wordprocessingInk" xmlns:wne="http://schemas.microsoft.com/office/word/2006/wordml" xmlns:wps="http://schemas.microsoft.com/office/word/2010/wordprocessingShape" mc:Ignorable="w14 w15 w16se w16cid w16 w16cex w16sdtdh wp14">
+<w:document xmlns:wpc="http://schemas.microsoft.com/office/word/2010/wordprocessingCanvas" xmlns:cx="http://schemas.microsoft.com/office/drawing/2014/chartex" xmlns:cx1="http://schemas.microsoft.com/office/drawing/2015/9/8/chartex" xmlns:cx2="http://schemas.microsoft.com/office/drawing/2015/10/21/chartex" xmlns:cx3="http://schemas.microsoft.com/office/drawing/2016/5/9/chartex" xmlns:cx4="http://schemas.microsoft.com/office/drawing/2016/5/10/chartex" xmlns:cx5="http://schemas.microsoft.com/office/drawing/2016/5/11/chartex" xmlns:cx6="http://schemas.microsoft.com/office/drawing/2016/5/12/chartex" xmlns:cx7="http://schemas.microsoft.com/office/drawing/2016/5/13/chartex" xmlns:cx8="http://schemas.microsoft.com/office/drawing/2016/5/14/chartex" xmlns:mc="http://schemas.openxmlformats.org/markup-compatibility/2006" xmlns:aink="http://schemas.microsoft.com/office/drawing/2016/ink" xmlns:am3d="http://schemas.microsoft.com/office/drawing/2017/model3d" xmlns:o="urn:schemas-microsoft-com:office:office" xmlns:oel="http://schemas.microsoft.com/office/2019/extlst" xmlns:r="http://schemas.openxmlformats.org/officeDocument/2006/relationships" xmlns:m="http://schemas.openxmlformats.org/officeDocument/2006/math" xmlns:v="urn:schemas-microsoft-com:vml" xmlns:wp14="http://schemas.microsoft.com/office/word/2010/wordprocessingDrawing" xmlns:wp="http://schemas.openxmlformats.org/drawingml/2006/wordprocessingDrawing" xmlns:w10="urn:schemas-microsoft-com:office:word" xmlns:w="http://schemas.openxmlformats.org/wordprocessingml/2006/main" xmlns:w14="http://schemas.microsoft.com/office/word/2010/wordml" xmlns:w15="http://schemas.microsoft.com/office/word/2012/wordml" xmlns:w16cex="http://schemas.microsoft.com/office/word/2018/wordml/cex" xmlns:w16cid="http://schemas.microsoft.com/office/word/2016/wordml/cid" xmlns:w16="http://schemas.microsoft.com/office/word/2018/wordml" xmlns:w16du="http://schemas.microsoft.com/office/word/2023/wordml/word16du" xmlns:w16sdtdh="http://schemas.microsoft.com/office/word/2020/wordml/sdtdatahash" xmlns:w16se="http://schemas.microsoft.com/office/word/2015/wordml/symex" xmlns:wpg="http://schemas.microsoft.com/office/word/2010/wordprocessingGroup" xmlns:wpi="http://schemas.microsoft.com/office/word/2010/wordprocessingInk" xmlns:wne="http://schemas.microsoft.com/office/word/2006/wordml" xmlns:wps="http://schemas.microsoft.com/office/word/2010/wordprocessingShape" mc:Ignorable="w14 w15 w16se w16cid w16 w16cex w16sdtdh wp14">
   <w:body>
     <w:p>
       <w:pPr>
-        <w:pStyle w:val="Ttulo"/>
+        <w:pStyle w:val="Title"/>
         <w:spacing w:line="360" w:lineRule="auto"/>
         <w:jc w:val="left"/>
         <w:rPr>
@@ -76,7 +76,6 @@
         </w:rPr>
         <w:t xml:space="preserve">Tendo em mãos o processo do </w:t>
       </w:r>
-      <w:proofErr w:type="spellStart"/>
       <w:r>
         <w:rPr>
           <w:rFonts w:ascii="Century Gothic" w:hAnsi="Century Gothic" w:cs="Tahoma"/>
@@ -93,7 +92,6 @@
         </w:rPr>
         <w:t>ª</w:t>
       </w:r>
-      <w:proofErr w:type="spellEnd"/>
       <w:r>
         <w:rPr>
           <w:rFonts w:ascii="Century Gothic" w:hAnsi="Century Gothic" w:cs="Tahoma"/>
@@ -352,25 +350,7 @@
           <w:sz w:val="22"/>
           <w:szCs w:val="22"/>
         </w:rPr>
-        <w:t xml:space="preserve">A U T O R I Z O </w:t>
-      </w:r>
-      <w:proofErr w:type="spellStart"/>
-      <w:r>
-        <w:rPr>
-          <w:rFonts w:ascii="Century Gothic" w:hAnsi="Century Gothic" w:cs="Tahoma"/>
-          <w:sz w:val="22"/>
-          <w:szCs w:val="22"/>
-        </w:rPr>
-        <w:t>a</w:t>
-      </w:r>
-      <w:proofErr w:type="spellEnd"/>
-      <w:r>
-        <w:rPr>
-          <w:rFonts w:ascii="Century Gothic" w:hAnsi="Century Gothic" w:cs="Tahoma"/>
-          <w:sz w:val="22"/>
-          <w:szCs w:val="22"/>
-        </w:rPr>
-        <w:t xml:space="preserve"> Secretaria de Obras e Serviços Públicos, a executar os serviços referenciados no requerimento, sendo eles:</w:t>
+        <w:t>A U T O R I Z O a Secretaria de Obras e Serviços Públicos, a executar os serviços referenciados no requerimento, sendo eles:</w:t>
       </w:r>
     </w:p>
     <w:tbl>
@@ -744,7 +724,7 @@
           <w:sz w:val="22"/>
           <w:szCs w:val="22"/>
         </w:rPr>
-        <w:t>ADELMO GONÇALVES BARBOSA</w:t>
+        <w:t>DANIEL ALVES DE OLIVEIRA</w:t>
       </w:r>
     </w:p>
     <w:p>
@@ -784,6 +764,17 @@
         </w:rPr>
         <w:t xml:space="preserve"> Meio Ambiente</w:t>
       </w:r>
+    </w:p>
+    <w:p>
+      <w:pPr>
+        <w:jc w:val="center"/>
+        <w:rPr>
+          <w:rFonts w:ascii="Century Gothic" w:hAnsi="Century Gothic" w:cs="Tahoma"/>
+          <w:iCs/>
+          <w:sz w:val="22"/>
+          <w:szCs w:val="22"/>
+        </w:rPr>
+      </w:pPr>
       <w:r>
         <w:rPr>
           <w:rFonts w:ascii="Century Gothic" w:hAnsi="Century Gothic" w:cs="Tahoma"/>
@@ -791,7 +782,7 @@
           <w:sz w:val="22"/>
           <w:szCs w:val="22"/>
         </w:rPr>
-        <w:t xml:space="preserve"> e Turismo</w:t>
+        <w:t>e Turismo</w:t>
       </w:r>
     </w:p>
     <w:p>
@@ -820,7 +811,7 @@
 </file>
 
 <file path=word/endnotes.xml><?xml version="1.0" encoding="utf-8"?>
-<w:endnotes xmlns:wpc="http://schemas.microsoft.com/office/word/2010/wordprocessingCanvas" xmlns:cx="http://schemas.microsoft.com/office/drawing/2014/chartex" xmlns:cx1="http://schemas.microsoft.com/office/drawing/2015/9/8/chartex" xmlns:cx2="http://schemas.microsoft.com/office/drawing/2015/10/21/chartex" xmlns:cx3="http://schemas.microsoft.com/office/drawing/2016/5/9/chartex" xmlns:cx4="http://schemas.microsoft.com/office/drawing/2016/5/10/chartex" xmlns:cx5="http://schemas.microsoft.com/office/drawing/2016/5/11/chartex" xmlns:cx6="http://schemas.microsoft.com/office/drawing/2016/5/12/chartex" xmlns:cx7="http://schemas.microsoft.com/office/drawing/2016/5/13/chartex" xmlns:cx8="http://schemas.microsoft.com/office/drawing/2016/5/14/chartex" xmlns:mc="http://schemas.openxmlformats.org/markup-compatibility/2006" xmlns:aink="http://schemas.microsoft.com/office/drawing/2016/ink" xmlns:am3d="http://schemas.microsoft.com/office/drawing/2017/model3d" xmlns:o="urn:schemas-microsoft-com:office:office" xmlns:oel="http://schemas.microsoft.com/office/2019/extlst" xmlns:r="http://schemas.openxmlformats.org/officeDocument/2006/relationships" xmlns:m="http://schemas.openxmlformats.org/officeDocument/2006/math" xmlns:v="urn:schemas-microsoft-com:vml" xmlns:wp14="http://schemas.microsoft.com/office/word/2010/wordprocessingDrawing" xmlns:wp="http://schemas.openxmlformats.org/drawingml/2006/wordprocessingDrawing" xmlns:w10="urn:schemas-microsoft-com:office:word" xmlns:w="http://schemas.openxmlformats.org/wordprocessingml/2006/main" xmlns:w14="http://schemas.microsoft.com/office/word/2010/wordml" xmlns:w15="http://schemas.microsoft.com/office/word/2012/wordml" xmlns:w16cex="http://schemas.microsoft.com/office/word/2018/wordml/cex" xmlns:w16cid="http://schemas.microsoft.com/office/word/2016/wordml/cid" xmlns:w16="http://schemas.microsoft.com/office/word/2018/wordml" xmlns:w16sdtdh="http://schemas.microsoft.com/office/word/2020/wordml/sdtdatahash" xmlns:w16se="http://schemas.microsoft.com/office/word/2015/wordml/symex" xmlns:wpg="http://schemas.microsoft.com/office/word/2010/wordprocessingGroup" xmlns:wpi="http://schemas.microsoft.com/office/word/2010/wordprocessingInk" xmlns:wne="http://schemas.microsoft.com/office/word/2006/wordml" xmlns:wps="http://schemas.microsoft.com/office/word/2010/wordprocessingShape" mc:Ignorable="w14 w15 w16se w16cid w16 w16cex w16sdtdh wp14">
+<w:endnotes xmlns:wpc="http://schemas.microsoft.com/office/word/2010/wordprocessingCanvas" xmlns:cx="http://schemas.microsoft.com/office/drawing/2014/chartex" xmlns:cx1="http://schemas.microsoft.com/office/drawing/2015/9/8/chartex" xmlns:cx2="http://schemas.microsoft.com/office/drawing/2015/10/21/chartex" xmlns:cx3="http://schemas.microsoft.com/office/drawing/2016/5/9/chartex" xmlns:cx4="http://schemas.microsoft.com/office/drawing/2016/5/10/chartex" xmlns:cx5="http://schemas.microsoft.com/office/drawing/2016/5/11/chartex" xmlns:cx6="http://schemas.microsoft.com/office/drawing/2016/5/12/chartex" xmlns:cx7="http://schemas.microsoft.com/office/drawing/2016/5/13/chartex" xmlns:cx8="http://schemas.microsoft.com/office/drawing/2016/5/14/chartex" xmlns:mc="http://schemas.openxmlformats.org/markup-compatibility/2006" xmlns:aink="http://schemas.microsoft.com/office/drawing/2016/ink" xmlns:am3d="http://schemas.microsoft.com/office/drawing/2017/model3d" xmlns:o="urn:schemas-microsoft-com:office:office" xmlns:oel="http://schemas.microsoft.com/office/2019/extlst" xmlns:r="http://schemas.openxmlformats.org/officeDocument/2006/relationships" xmlns:m="http://schemas.openxmlformats.org/officeDocument/2006/math" xmlns:v="urn:schemas-microsoft-com:vml" xmlns:wp14="http://schemas.microsoft.com/office/word/2010/wordprocessingDrawing" xmlns:wp="http://schemas.openxmlformats.org/drawingml/2006/wordprocessingDrawing" xmlns:w10="urn:schemas-microsoft-com:office:word" xmlns:w="http://schemas.openxmlformats.org/wordprocessingml/2006/main" xmlns:w14="http://schemas.microsoft.com/office/word/2010/wordml" xmlns:w15="http://schemas.microsoft.com/office/word/2012/wordml" xmlns:w16cex="http://schemas.microsoft.com/office/word/2018/wordml/cex" xmlns:w16cid="http://schemas.microsoft.com/office/word/2016/wordml/cid" xmlns:w16="http://schemas.microsoft.com/office/word/2018/wordml" xmlns:w16du="http://schemas.microsoft.com/office/word/2023/wordml/word16du" xmlns:w16sdtdh="http://schemas.microsoft.com/office/word/2020/wordml/sdtdatahash" xmlns:w16se="http://schemas.microsoft.com/office/word/2015/wordml/symex" xmlns:wpg="http://schemas.microsoft.com/office/word/2010/wordprocessingGroup" xmlns:wpi="http://schemas.microsoft.com/office/word/2010/wordprocessingInk" xmlns:wne="http://schemas.microsoft.com/office/word/2006/wordml" xmlns:wps="http://schemas.microsoft.com/office/word/2010/wordprocessingShape" mc:Ignorable="w14 w15 w16se w16cid w16 w16cex w16sdtdh wp14">
   <w:endnote w:type="separator" w:id="-1">
     <w:p>
       <w:r>
@@ -839,37 +830,37 @@
 </file>
 
 <file path=word/footer1.xml><?xml version="1.0" encoding="utf-8"?>
-<w:ftr xmlns:wpc="http://schemas.microsoft.com/office/word/2010/wordprocessingCanvas" xmlns:cx="http://schemas.microsoft.com/office/drawing/2014/chartex" xmlns:cx1="http://schemas.microsoft.com/office/drawing/2015/9/8/chartex" xmlns:cx2="http://schemas.microsoft.com/office/drawing/2015/10/21/chartex" xmlns:cx3="http://schemas.microsoft.com/office/drawing/2016/5/9/chartex" xmlns:cx4="http://schemas.microsoft.com/office/drawing/2016/5/10/chartex" xmlns:cx5="http://schemas.microsoft.com/office/drawing/2016/5/11/chartex" xmlns:cx6="http://schemas.microsoft.com/office/drawing/2016/5/12/chartex" xmlns:cx7="http://schemas.microsoft.com/office/drawing/2016/5/13/chartex" xmlns:cx8="http://schemas.microsoft.com/office/drawing/2016/5/14/chartex" xmlns:mc="http://schemas.openxmlformats.org/markup-compatibility/2006" xmlns:aink="http://schemas.microsoft.com/office/drawing/2016/ink" xmlns:am3d="http://schemas.microsoft.com/office/drawing/2017/model3d" xmlns:o="urn:schemas-microsoft-com:office:office" xmlns:oel="http://schemas.microsoft.com/office/2019/extlst" xmlns:r="http://schemas.openxmlformats.org/officeDocument/2006/relationships" xmlns:m="http://schemas.openxmlformats.org/officeDocument/2006/math" xmlns:v="urn:schemas-microsoft-com:vml" xmlns:wp14="http://schemas.microsoft.com/office/word/2010/wordprocessingDrawing" xmlns:wp="http://schemas.openxmlformats.org/drawingml/2006/wordprocessingDrawing" xmlns:w10="urn:schemas-microsoft-com:office:word" xmlns:w="http://schemas.openxmlformats.org/wordprocessingml/2006/main" xmlns:w14="http://schemas.microsoft.com/office/word/2010/wordml" xmlns:w15="http://schemas.microsoft.com/office/word/2012/wordml" xmlns:w16cex="http://schemas.microsoft.com/office/word/2018/wordml/cex" xmlns:w16cid="http://schemas.microsoft.com/office/word/2016/wordml/cid" xmlns:w16="http://schemas.microsoft.com/office/word/2018/wordml" xmlns:w16sdtdh="http://schemas.microsoft.com/office/word/2020/wordml/sdtdatahash" xmlns:w16se="http://schemas.microsoft.com/office/word/2015/wordml/symex" xmlns:wpg="http://schemas.microsoft.com/office/word/2010/wordprocessingGroup" xmlns:wpi="http://schemas.microsoft.com/office/word/2010/wordprocessingInk" xmlns:wne="http://schemas.microsoft.com/office/word/2006/wordml" xmlns:wps="http://schemas.microsoft.com/office/word/2010/wordprocessingShape" mc:Ignorable="w14 w15 w16se w16cid w16 w16cex w16sdtdh wp14">
+<w:ftr xmlns:wpc="http://schemas.microsoft.com/office/word/2010/wordprocessingCanvas" xmlns:cx="http://schemas.microsoft.com/office/drawing/2014/chartex" xmlns:cx1="http://schemas.microsoft.com/office/drawing/2015/9/8/chartex" xmlns:cx2="http://schemas.microsoft.com/office/drawing/2015/10/21/chartex" xmlns:cx3="http://schemas.microsoft.com/office/drawing/2016/5/9/chartex" xmlns:cx4="http://schemas.microsoft.com/office/drawing/2016/5/10/chartex" xmlns:cx5="http://schemas.microsoft.com/office/drawing/2016/5/11/chartex" xmlns:cx6="http://schemas.microsoft.com/office/drawing/2016/5/12/chartex" xmlns:cx7="http://schemas.microsoft.com/office/drawing/2016/5/13/chartex" xmlns:cx8="http://schemas.microsoft.com/office/drawing/2016/5/14/chartex" xmlns:mc="http://schemas.openxmlformats.org/markup-compatibility/2006" xmlns:aink="http://schemas.microsoft.com/office/drawing/2016/ink" xmlns:am3d="http://schemas.microsoft.com/office/drawing/2017/model3d" xmlns:o="urn:schemas-microsoft-com:office:office" xmlns:oel="http://schemas.microsoft.com/office/2019/extlst" xmlns:r="http://schemas.openxmlformats.org/officeDocument/2006/relationships" xmlns:m="http://schemas.openxmlformats.org/officeDocument/2006/math" xmlns:v="urn:schemas-microsoft-com:vml" xmlns:wp14="http://schemas.microsoft.com/office/word/2010/wordprocessingDrawing" xmlns:wp="http://schemas.openxmlformats.org/drawingml/2006/wordprocessingDrawing" xmlns:w10="urn:schemas-microsoft-com:office:word" xmlns:w="http://schemas.openxmlformats.org/wordprocessingml/2006/main" xmlns:w14="http://schemas.microsoft.com/office/word/2010/wordml" xmlns:w15="http://schemas.microsoft.com/office/word/2012/wordml" xmlns:w16cex="http://schemas.microsoft.com/office/word/2018/wordml/cex" xmlns:w16cid="http://schemas.microsoft.com/office/word/2016/wordml/cid" xmlns:w16="http://schemas.microsoft.com/office/word/2018/wordml" xmlns:w16du="http://schemas.microsoft.com/office/word/2023/wordml/word16du" xmlns:w16sdtdh="http://schemas.microsoft.com/office/word/2020/wordml/sdtdatahash" xmlns:w16se="http://schemas.microsoft.com/office/word/2015/wordml/symex" xmlns:wpg="http://schemas.microsoft.com/office/word/2010/wordprocessingGroup" xmlns:wpi="http://schemas.microsoft.com/office/word/2010/wordprocessingInk" xmlns:wne="http://schemas.microsoft.com/office/word/2006/wordml" xmlns:wps="http://schemas.microsoft.com/office/word/2010/wordprocessingShape" mc:Ignorable="w14 w15 w16se w16cid w16 w16cex w16sdtdh wp14">
   <w:p>
     <w:pPr>
-      <w:pStyle w:val="Rodap"/>
+      <w:pStyle w:val="Footer"/>
       <w:framePr w:wrap="around" w:vAnchor="text" w:hAnchor="margin" w:xAlign="center" w:y="1"/>
       <w:rPr>
-        <w:rStyle w:val="Nmerodepgina"/>
+        <w:rStyle w:val="PageNumber"/>
       </w:rPr>
     </w:pPr>
     <w:r>
       <w:rPr>
-        <w:rStyle w:val="Nmerodepgina"/>
+        <w:rStyle w:val="PageNumber"/>
       </w:rPr>
       <w:fldChar w:fldCharType="begin"/>
     </w:r>
     <w:r>
       <w:rPr>
-        <w:rStyle w:val="Nmerodepgina"/>
+        <w:rStyle w:val="PageNumber"/>
       </w:rPr>
       <w:instrText xml:space="preserve">PAGE  </w:instrText>
     </w:r>
     <w:r>
       <w:rPr>
-        <w:rStyle w:val="Nmerodepgina"/>
+        <w:rStyle w:val="PageNumber"/>
       </w:rPr>
       <w:fldChar w:fldCharType="end"/>
     </w:r>
   </w:p>
   <w:p>
     <w:pPr>
-      <w:pStyle w:val="Rodap"/>
+      <w:pStyle w:val="Footer"/>
       <w:ind w:right="360"/>
     </w:pPr>
   </w:p>
@@ -877,10 +868,10 @@
 </file>
 
 <file path=word/footer2.xml><?xml version="1.0" encoding="utf-8"?>
-<w:ftr xmlns:wpc="http://schemas.microsoft.com/office/word/2010/wordprocessingCanvas" xmlns:cx="http://schemas.microsoft.com/office/drawing/2014/chartex" xmlns:cx1="http://schemas.microsoft.com/office/drawing/2015/9/8/chartex" xmlns:cx2="http://schemas.microsoft.com/office/drawing/2015/10/21/chartex" xmlns:cx3="http://schemas.microsoft.com/office/drawing/2016/5/9/chartex" xmlns:cx4="http://schemas.microsoft.com/office/drawing/2016/5/10/chartex" xmlns:cx5="http://schemas.microsoft.com/office/drawing/2016/5/11/chartex" xmlns:cx6="http://schemas.microsoft.com/office/drawing/2016/5/12/chartex" xmlns:cx7="http://schemas.microsoft.com/office/drawing/2016/5/13/chartex" xmlns:cx8="http://schemas.microsoft.com/office/drawing/2016/5/14/chartex" xmlns:mc="http://schemas.openxmlformats.org/markup-compatibility/2006" xmlns:aink="http://schemas.microsoft.com/office/drawing/2016/ink" xmlns:am3d="http://schemas.microsoft.com/office/drawing/2017/model3d" xmlns:o="urn:schemas-microsoft-com:office:office" xmlns:oel="http://schemas.microsoft.com/office/2019/extlst" xmlns:r="http://schemas.openxmlformats.org/officeDocument/2006/relationships" xmlns:m="http://schemas.openxmlformats.org/officeDocument/2006/math" xmlns:v="urn:schemas-microsoft-com:vml" xmlns:wp14="http://schemas.microsoft.com/office/word/2010/wordprocessingDrawing" xmlns:wp="http://schemas.openxmlformats.org/drawingml/2006/wordprocessingDrawing" xmlns:w10="urn:schemas-microsoft-com:office:word" xmlns:w="http://schemas.openxmlformats.org/wordprocessingml/2006/main" xmlns:w14="http://schemas.microsoft.com/office/word/2010/wordml" xmlns:w15="http://schemas.microsoft.com/office/word/2012/wordml" xmlns:w16cex="http://schemas.microsoft.com/office/word/2018/wordml/cex" xmlns:w16cid="http://schemas.microsoft.com/office/word/2016/wordml/cid" xmlns:w16="http://schemas.microsoft.com/office/word/2018/wordml" xmlns:w16sdtdh="http://schemas.microsoft.com/office/word/2020/wordml/sdtdatahash" xmlns:w16se="http://schemas.microsoft.com/office/word/2015/wordml/symex" xmlns:wpg="http://schemas.microsoft.com/office/word/2010/wordprocessingGroup" xmlns:wpi="http://schemas.microsoft.com/office/word/2010/wordprocessingInk" xmlns:wne="http://schemas.microsoft.com/office/word/2006/wordml" xmlns:wps="http://schemas.microsoft.com/office/word/2010/wordprocessingShape" mc:Ignorable="w14 w15 w16se w16cid w16 w16cex w16sdtdh wp14">
+<w:ftr xmlns:wpc="http://schemas.microsoft.com/office/word/2010/wordprocessingCanvas" xmlns:cx="http://schemas.microsoft.com/office/drawing/2014/chartex" xmlns:cx1="http://schemas.microsoft.com/office/drawing/2015/9/8/chartex" xmlns:cx2="http://schemas.microsoft.com/office/drawing/2015/10/21/chartex" xmlns:cx3="http://schemas.microsoft.com/office/drawing/2016/5/9/chartex" xmlns:cx4="http://schemas.microsoft.com/office/drawing/2016/5/10/chartex" xmlns:cx5="http://schemas.microsoft.com/office/drawing/2016/5/11/chartex" xmlns:cx6="http://schemas.microsoft.com/office/drawing/2016/5/12/chartex" xmlns:cx7="http://schemas.microsoft.com/office/drawing/2016/5/13/chartex" xmlns:cx8="http://schemas.microsoft.com/office/drawing/2016/5/14/chartex" xmlns:mc="http://schemas.openxmlformats.org/markup-compatibility/2006" xmlns:aink="http://schemas.microsoft.com/office/drawing/2016/ink" xmlns:am3d="http://schemas.microsoft.com/office/drawing/2017/model3d" xmlns:o="urn:schemas-microsoft-com:office:office" xmlns:oel="http://schemas.microsoft.com/office/2019/extlst" xmlns:r="http://schemas.openxmlformats.org/officeDocument/2006/relationships" xmlns:m="http://schemas.openxmlformats.org/officeDocument/2006/math" xmlns:v="urn:schemas-microsoft-com:vml" xmlns:wp14="http://schemas.microsoft.com/office/word/2010/wordprocessingDrawing" xmlns:wp="http://schemas.openxmlformats.org/drawingml/2006/wordprocessingDrawing" xmlns:w10="urn:schemas-microsoft-com:office:word" xmlns:w="http://schemas.openxmlformats.org/wordprocessingml/2006/main" xmlns:w14="http://schemas.microsoft.com/office/word/2010/wordml" xmlns:w15="http://schemas.microsoft.com/office/word/2012/wordml" xmlns:w16cex="http://schemas.microsoft.com/office/word/2018/wordml/cex" xmlns:w16cid="http://schemas.microsoft.com/office/word/2016/wordml/cid" xmlns:w16="http://schemas.microsoft.com/office/word/2018/wordml" xmlns:w16du="http://schemas.microsoft.com/office/word/2023/wordml/word16du" xmlns:w16sdtdh="http://schemas.microsoft.com/office/word/2020/wordml/sdtdatahash" xmlns:w16se="http://schemas.microsoft.com/office/word/2015/wordml/symex" xmlns:wpg="http://schemas.microsoft.com/office/word/2010/wordprocessingGroup" xmlns:wpi="http://schemas.microsoft.com/office/word/2010/wordprocessingInk" xmlns:wne="http://schemas.microsoft.com/office/word/2006/wordml" xmlns:wps="http://schemas.microsoft.com/office/word/2010/wordprocessingShape" mc:Ignorable="w14 w15 w16se w16cid w16 w16cex w16sdtdh wp14">
   <w:p>
     <w:pPr>
-      <w:pStyle w:val="Rodap"/>
+      <w:pStyle w:val="Footer"/>
       <w:ind w:left="-567" w:right="-285"/>
       <w:jc w:val="center"/>
       <w:rPr>
@@ -900,7 +891,7 @@
   </w:p>
   <w:p>
     <w:pPr>
-      <w:pStyle w:val="Rodap"/>
+      <w:pStyle w:val="Footer"/>
       <w:tabs>
         <w:tab w:val="center" w:pos="-540"/>
         <w:tab w:val="right" w:pos="9720"/>
@@ -999,7 +990,7 @@
   </w:p>
   <w:p>
     <w:pPr>
-      <w:pStyle w:val="Rodap"/>
+      <w:pStyle w:val="Footer"/>
       <w:tabs>
         <w:tab w:val="right" w:pos="10800"/>
       </w:tabs>
@@ -1135,7 +1126,7 @@
   </w:p>
   <w:p>
     <w:pPr>
-      <w:pStyle w:val="Rodap"/>
+      <w:pStyle w:val="Footer"/>
       <w:rPr>
         <w:rFonts w:ascii="Century Gothic" w:hAnsi="Century Gothic"/>
         <w:b/>
@@ -1146,7 +1137,7 @@
   </w:p>
   <w:p>
     <w:pPr>
-      <w:pStyle w:val="Rodap"/>
+      <w:pStyle w:val="Footer"/>
       <w:rPr>
         <w:rFonts w:ascii="Century Gothic" w:hAnsi="Century Gothic"/>
         <w:b/>
@@ -1157,7 +1148,7 @@
 </file>
 
 <file path=word/footnotes.xml><?xml version="1.0" encoding="utf-8"?>
-<w:footnotes xmlns:wpc="http://schemas.microsoft.com/office/word/2010/wordprocessingCanvas" xmlns:cx="http://schemas.microsoft.com/office/drawing/2014/chartex" xmlns:cx1="http://schemas.microsoft.com/office/drawing/2015/9/8/chartex" xmlns:cx2="http://schemas.microsoft.com/office/drawing/2015/10/21/chartex" xmlns:cx3="http://schemas.microsoft.com/office/drawing/2016/5/9/chartex" xmlns:cx4="http://schemas.microsoft.com/office/drawing/2016/5/10/chartex" xmlns:cx5="http://schemas.microsoft.com/office/drawing/2016/5/11/chartex" xmlns:cx6="http://schemas.microsoft.com/office/drawing/2016/5/12/chartex" xmlns:cx7="http://schemas.microsoft.com/office/drawing/2016/5/13/chartex" xmlns:cx8="http://schemas.microsoft.com/office/drawing/2016/5/14/chartex" xmlns:mc="http://schemas.openxmlformats.org/markup-compatibility/2006" xmlns:aink="http://schemas.microsoft.com/office/drawing/2016/ink" xmlns:am3d="http://schemas.microsoft.com/office/drawing/2017/model3d" xmlns:o="urn:schemas-microsoft-com:office:office" xmlns:oel="http://schemas.microsoft.com/office/2019/extlst" xmlns:r="http://schemas.openxmlformats.org/officeDocument/2006/relationships" xmlns:m="http://schemas.openxmlformats.org/officeDocument/2006/math" xmlns:v="urn:schemas-microsoft-com:vml" xmlns:wp14="http://schemas.microsoft.com/office/word/2010/wordprocessingDrawing" xmlns:wp="http://schemas.openxmlformats.org/drawingml/2006/wordprocessingDrawing" xmlns:w10="urn:schemas-microsoft-com:office:word" xmlns:w="http://schemas.openxmlformats.org/wordprocessingml/2006/main" xmlns:w14="http://schemas.microsoft.com/office/word/2010/wordml" xmlns:w15="http://schemas.microsoft.com/office/word/2012/wordml" xmlns:w16cex="http://schemas.microsoft.com/office/word/2018/wordml/cex" xmlns:w16cid="http://schemas.microsoft.com/office/word/2016/wordml/cid" xmlns:w16="http://schemas.microsoft.com/office/word/2018/wordml" xmlns:w16sdtdh="http://schemas.microsoft.com/office/word/2020/wordml/sdtdatahash" xmlns:w16se="http://schemas.microsoft.com/office/word/2015/wordml/symex" xmlns:wpg="http://schemas.microsoft.com/office/word/2010/wordprocessingGroup" xmlns:wpi="http://schemas.microsoft.com/office/word/2010/wordprocessingInk" xmlns:wne="http://schemas.microsoft.com/office/word/2006/wordml" xmlns:wps="http://schemas.microsoft.com/office/word/2010/wordprocessingShape" mc:Ignorable="w14 w15 w16se w16cid w16 w16cex w16sdtdh wp14">
+<w:footnotes xmlns:wpc="http://schemas.microsoft.com/office/word/2010/wordprocessingCanvas" xmlns:cx="http://schemas.microsoft.com/office/drawing/2014/chartex" xmlns:cx1="http://schemas.microsoft.com/office/drawing/2015/9/8/chartex" xmlns:cx2="http://schemas.microsoft.com/office/drawing/2015/10/21/chartex" xmlns:cx3="http://schemas.microsoft.com/office/drawing/2016/5/9/chartex" xmlns:cx4="http://schemas.microsoft.com/office/drawing/2016/5/10/chartex" xmlns:cx5="http://schemas.microsoft.com/office/drawing/2016/5/11/chartex" xmlns:cx6="http://schemas.microsoft.com/office/drawing/2016/5/12/chartex" xmlns:cx7="http://schemas.microsoft.com/office/drawing/2016/5/13/chartex" xmlns:cx8="http://schemas.microsoft.com/office/drawing/2016/5/14/chartex" xmlns:mc="http://schemas.openxmlformats.org/markup-compatibility/2006" xmlns:aink="http://schemas.microsoft.com/office/drawing/2016/ink" xmlns:am3d="http://schemas.microsoft.com/office/drawing/2017/model3d" xmlns:o="urn:schemas-microsoft-com:office:office" xmlns:oel="http://schemas.microsoft.com/office/2019/extlst" xmlns:r="http://schemas.openxmlformats.org/officeDocument/2006/relationships" xmlns:m="http://schemas.openxmlformats.org/officeDocument/2006/math" xmlns:v="urn:schemas-microsoft-com:vml" xmlns:wp14="http://schemas.microsoft.com/office/word/2010/wordprocessingDrawing" xmlns:wp="http://schemas.openxmlformats.org/drawingml/2006/wordprocessingDrawing" xmlns:w10="urn:schemas-microsoft-com:office:word" xmlns:w="http://schemas.openxmlformats.org/wordprocessingml/2006/main" xmlns:w14="http://schemas.microsoft.com/office/word/2010/wordml" xmlns:w15="http://schemas.microsoft.com/office/word/2012/wordml" xmlns:w16cex="http://schemas.microsoft.com/office/word/2018/wordml/cex" xmlns:w16cid="http://schemas.microsoft.com/office/word/2016/wordml/cid" xmlns:w16="http://schemas.microsoft.com/office/word/2018/wordml" xmlns:w16du="http://schemas.microsoft.com/office/word/2023/wordml/word16du" xmlns:w16sdtdh="http://schemas.microsoft.com/office/word/2020/wordml/sdtdatahash" xmlns:w16se="http://schemas.microsoft.com/office/word/2015/wordml/symex" xmlns:wpg="http://schemas.microsoft.com/office/word/2010/wordprocessingGroup" xmlns:wpi="http://schemas.microsoft.com/office/word/2010/wordprocessingInk" xmlns:wne="http://schemas.microsoft.com/office/word/2006/wordml" xmlns:wps="http://schemas.microsoft.com/office/word/2010/wordprocessingShape" mc:Ignorable="w14 w15 w16se w16cid w16 w16cex w16sdtdh wp14">
   <w:footnote w:type="separator" w:id="-1">
     <w:p>
       <w:r>
@@ -1176,57 +1167,57 @@
 </file>
 
 <file path=word/header1.xml><?xml version="1.0" encoding="utf-8"?>
-<w:hdr xmlns:wpc="http://schemas.microsoft.com/office/word/2010/wordprocessingCanvas" xmlns:cx="http://schemas.microsoft.com/office/drawing/2014/chartex" xmlns:cx1="http://schemas.microsoft.com/office/drawing/2015/9/8/chartex" xmlns:cx2="http://schemas.microsoft.com/office/drawing/2015/10/21/chartex" xmlns:cx3="http://schemas.microsoft.com/office/drawing/2016/5/9/chartex" xmlns:cx4="http://schemas.microsoft.com/office/drawing/2016/5/10/chartex" xmlns:cx5="http://schemas.microsoft.com/office/drawing/2016/5/11/chartex" xmlns:cx6="http://schemas.microsoft.com/office/drawing/2016/5/12/chartex" xmlns:cx7="http://schemas.microsoft.com/office/drawing/2016/5/13/chartex" xmlns:cx8="http://schemas.microsoft.com/office/drawing/2016/5/14/chartex" xmlns:mc="http://schemas.openxmlformats.org/markup-compatibility/2006" xmlns:aink="http://schemas.microsoft.com/office/drawing/2016/ink" xmlns:am3d="http://schemas.microsoft.com/office/drawing/2017/model3d" xmlns:o="urn:schemas-microsoft-com:office:office" xmlns:oel="http://schemas.microsoft.com/office/2019/extlst" xmlns:r="http://schemas.openxmlformats.org/officeDocument/2006/relationships" xmlns:m="http://schemas.openxmlformats.org/officeDocument/2006/math" xmlns:v="urn:schemas-microsoft-com:vml" xmlns:wp14="http://schemas.microsoft.com/office/word/2010/wordprocessingDrawing" xmlns:wp="http://schemas.openxmlformats.org/drawingml/2006/wordprocessingDrawing" xmlns:w10="urn:schemas-microsoft-com:office:word" xmlns:w="http://schemas.openxmlformats.org/wordprocessingml/2006/main" xmlns:w14="http://schemas.microsoft.com/office/word/2010/wordml" xmlns:w15="http://schemas.microsoft.com/office/word/2012/wordml" xmlns:w16cex="http://schemas.microsoft.com/office/word/2018/wordml/cex" xmlns:w16cid="http://schemas.microsoft.com/office/word/2016/wordml/cid" xmlns:w16="http://schemas.microsoft.com/office/word/2018/wordml" xmlns:w16sdtdh="http://schemas.microsoft.com/office/word/2020/wordml/sdtdatahash" xmlns:w16se="http://schemas.microsoft.com/office/word/2015/wordml/symex" xmlns:wpg="http://schemas.microsoft.com/office/word/2010/wordprocessingGroup" xmlns:wpi="http://schemas.microsoft.com/office/word/2010/wordprocessingInk" xmlns:wne="http://schemas.microsoft.com/office/word/2006/wordml" xmlns:wps="http://schemas.microsoft.com/office/word/2010/wordprocessingShape" mc:Ignorable="w14 w15 w16se w16cid w16 w16cex w16sdtdh wp14">
+<w:hdr xmlns:wpc="http://schemas.microsoft.com/office/word/2010/wordprocessingCanvas" xmlns:cx="http://schemas.microsoft.com/office/drawing/2014/chartex" xmlns:cx1="http://schemas.microsoft.com/office/drawing/2015/9/8/chartex" xmlns:cx2="http://schemas.microsoft.com/office/drawing/2015/10/21/chartex" xmlns:cx3="http://schemas.microsoft.com/office/drawing/2016/5/9/chartex" xmlns:cx4="http://schemas.microsoft.com/office/drawing/2016/5/10/chartex" xmlns:cx5="http://schemas.microsoft.com/office/drawing/2016/5/11/chartex" xmlns:cx6="http://schemas.microsoft.com/office/drawing/2016/5/12/chartex" xmlns:cx7="http://schemas.microsoft.com/office/drawing/2016/5/13/chartex" xmlns:cx8="http://schemas.microsoft.com/office/drawing/2016/5/14/chartex" xmlns:mc="http://schemas.openxmlformats.org/markup-compatibility/2006" xmlns:aink="http://schemas.microsoft.com/office/drawing/2016/ink" xmlns:am3d="http://schemas.microsoft.com/office/drawing/2017/model3d" xmlns:o="urn:schemas-microsoft-com:office:office" xmlns:oel="http://schemas.microsoft.com/office/2019/extlst" xmlns:r="http://schemas.openxmlformats.org/officeDocument/2006/relationships" xmlns:m="http://schemas.openxmlformats.org/officeDocument/2006/math" xmlns:v="urn:schemas-microsoft-com:vml" xmlns:wp14="http://schemas.microsoft.com/office/word/2010/wordprocessingDrawing" xmlns:wp="http://schemas.openxmlformats.org/drawingml/2006/wordprocessingDrawing" xmlns:w10="urn:schemas-microsoft-com:office:word" xmlns:w="http://schemas.openxmlformats.org/wordprocessingml/2006/main" xmlns:w14="http://schemas.microsoft.com/office/word/2010/wordml" xmlns:w15="http://schemas.microsoft.com/office/word/2012/wordml" xmlns:w16cex="http://schemas.microsoft.com/office/word/2018/wordml/cex" xmlns:w16cid="http://schemas.microsoft.com/office/word/2016/wordml/cid" xmlns:w16="http://schemas.microsoft.com/office/word/2018/wordml" xmlns:w16du="http://schemas.microsoft.com/office/word/2023/wordml/word16du" xmlns:w16sdtdh="http://schemas.microsoft.com/office/word/2020/wordml/sdtdatahash" xmlns:w16se="http://schemas.microsoft.com/office/word/2015/wordml/symex" xmlns:wpg="http://schemas.microsoft.com/office/word/2010/wordprocessingGroup" xmlns:wpi="http://schemas.microsoft.com/office/word/2010/wordprocessingInk" xmlns:wne="http://schemas.microsoft.com/office/word/2006/wordml" xmlns:wps="http://schemas.microsoft.com/office/word/2010/wordprocessingShape" mc:Ignorable="w14 w15 w16se w16cid w16 w16cex w16sdtdh wp14">
   <w:p>
     <w:pPr>
-      <w:pStyle w:val="Cabealho"/>
+      <w:pStyle w:val="Header"/>
       <w:framePr w:wrap="around" w:vAnchor="text" w:hAnchor="margin" w:xAlign="center" w:y="1"/>
       <w:rPr>
-        <w:rStyle w:val="Nmerodepgina"/>
+        <w:rStyle w:val="PageNumber"/>
       </w:rPr>
     </w:pPr>
     <w:r>
       <w:rPr>
-        <w:rStyle w:val="Nmerodepgina"/>
+        <w:rStyle w:val="PageNumber"/>
       </w:rPr>
       <w:fldChar w:fldCharType="begin"/>
     </w:r>
     <w:r>
       <w:rPr>
-        <w:rStyle w:val="Nmerodepgina"/>
+        <w:rStyle w:val="PageNumber"/>
       </w:rPr>
       <w:instrText xml:space="preserve">PAGE  </w:instrText>
     </w:r>
     <w:r>
       <w:rPr>
-        <w:rStyle w:val="Nmerodepgina"/>
+        <w:rStyle w:val="PageNumber"/>
       </w:rPr>
       <w:fldChar w:fldCharType="separate"/>
     </w:r>
     <w:r>
       <w:rPr>
-        <w:rStyle w:val="Nmerodepgina"/>
+        <w:rStyle w:val="PageNumber"/>
         <w:noProof/>
       </w:rPr>
       <w:t>1</w:t>
     </w:r>
     <w:r>
       <w:rPr>
-        <w:rStyle w:val="Nmerodepgina"/>
+        <w:rStyle w:val="PageNumber"/>
       </w:rPr>
       <w:fldChar w:fldCharType="end"/>
     </w:r>
   </w:p>
   <w:p>
     <w:pPr>
-      <w:pStyle w:val="Cabealho"/>
+      <w:pStyle w:val="Header"/>
     </w:pPr>
   </w:p>
 </w:hdr>
 </file>
 
 <file path=word/header2.xml><?xml version="1.0" encoding="utf-8"?>
-<w:hdr xmlns:wpc="http://schemas.microsoft.com/office/word/2010/wordprocessingCanvas" xmlns:cx="http://schemas.microsoft.com/office/drawing/2014/chartex" xmlns:cx1="http://schemas.microsoft.com/office/drawing/2015/9/8/chartex" xmlns:cx2="http://schemas.microsoft.com/office/drawing/2015/10/21/chartex" xmlns:cx3="http://schemas.microsoft.com/office/drawing/2016/5/9/chartex" xmlns:cx4="http://schemas.microsoft.com/office/drawing/2016/5/10/chartex" xmlns:cx5="http://schemas.microsoft.com/office/drawing/2016/5/11/chartex" xmlns:cx6="http://schemas.microsoft.com/office/drawing/2016/5/12/chartex" xmlns:cx7="http://schemas.microsoft.com/office/drawing/2016/5/13/chartex" xmlns:cx8="http://schemas.microsoft.com/office/drawing/2016/5/14/chartex" xmlns:mc="http://schemas.openxmlformats.org/markup-compatibility/2006" xmlns:aink="http://schemas.microsoft.com/office/drawing/2016/ink" xmlns:am3d="http://schemas.microsoft.com/office/drawing/2017/model3d" xmlns:o="urn:schemas-microsoft-com:office:office" xmlns:oel="http://schemas.microsoft.com/office/2019/extlst" xmlns:r="http://schemas.openxmlformats.org/officeDocument/2006/relationships" xmlns:m="http://schemas.openxmlformats.org/officeDocument/2006/math" xmlns:v="urn:schemas-microsoft-com:vml" xmlns:wp14="http://schemas.microsoft.com/office/word/2010/wordprocessingDrawing" xmlns:wp="http://schemas.openxmlformats.org/drawingml/2006/wordprocessingDrawing" xmlns:w10="urn:schemas-microsoft-com:office:word" xmlns:w="http://schemas.openxmlformats.org/wordprocessingml/2006/main" xmlns:w14="http://schemas.microsoft.com/office/word/2010/wordml" xmlns:w15="http://schemas.microsoft.com/office/word/2012/wordml" xmlns:w16cex="http://schemas.microsoft.com/office/word/2018/wordml/cex" xmlns:w16cid="http://schemas.microsoft.com/office/word/2016/wordml/cid" xmlns:w16="http://schemas.microsoft.com/office/word/2018/wordml" xmlns:w16sdtdh="http://schemas.microsoft.com/office/word/2020/wordml/sdtdatahash" xmlns:w16se="http://schemas.microsoft.com/office/word/2015/wordml/symex" xmlns:wpg="http://schemas.microsoft.com/office/word/2010/wordprocessingGroup" xmlns:wpi="http://schemas.microsoft.com/office/word/2010/wordprocessingInk" xmlns:wne="http://schemas.microsoft.com/office/word/2006/wordml" xmlns:wps="http://schemas.microsoft.com/office/word/2010/wordprocessingShape" mc:Ignorable="w14 w15 w16se w16cid w16 w16cex w16sdtdh wp14">
+<w:hdr xmlns:wpc="http://schemas.microsoft.com/office/word/2010/wordprocessingCanvas" xmlns:cx="http://schemas.microsoft.com/office/drawing/2014/chartex" xmlns:cx1="http://schemas.microsoft.com/office/drawing/2015/9/8/chartex" xmlns:cx2="http://schemas.microsoft.com/office/drawing/2015/10/21/chartex" xmlns:cx3="http://schemas.microsoft.com/office/drawing/2016/5/9/chartex" xmlns:cx4="http://schemas.microsoft.com/office/drawing/2016/5/10/chartex" xmlns:cx5="http://schemas.microsoft.com/office/drawing/2016/5/11/chartex" xmlns:cx6="http://schemas.microsoft.com/office/drawing/2016/5/12/chartex" xmlns:cx7="http://schemas.microsoft.com/office/drawing/2016/5/13/chartex" xmlns:cx8="http://schemas.microsoft.com/office/drawing/2016/5/14/chartex" xmlns:mc="http://schemas.openxmlformats.org/markup-compatibility/2006" xmlns:aink="http://schemas.microsoft.com/office/drawing/2016/ink" xmlns:am3d="http://schemas.microsoft.com/office/drawing/2017/model3d" xmlns:o="urn:schemas-microsoft-com:office:office" xmlns:oel="http://schemas.microsoft.com/office/2019/extlst" xmlns:r="http://schemas.openxmlformats.org/officeDocument/2006/relationships" xmlns:m="http://schemas.openxmlformats.org/officeDocument/2006/math" xmlns:v="urn:schemas-microsoft-com:vml" xmlns:wp14="http://schemas.microsoft.com/office/word/2010/wordprocessingDrawing" xmlns:wp="http://schemas.openxmlformats.org/drawingml/2006/wordprocessingDrawing" xmlns:w10="urn:schemas-microsoft-com:office:word" xmlns:w="http://schemas.openxmlformats.org/wordprocessingml/2006/main" xmlns:w14="http://schemas.microsoft.com/office/word/2010/wordml" xmlns:w15="http://schemas.microsoft.com/office/word/2012/wordml" xmlns:w16cex="http://schemas.microsoft.com/office/word/2018/wordml/cex" xmlns:w16cid="http://schemas.microsoft.com/office/word/2016/wordml/cid" xmlns:w16="http://schemas.microsoft.com/office/word/2018/wordml" xmlns:w16du="http://schemas.microsoft.com/office/word/2023/wordml/word16du" xmlns:w16sdtdh="http://schemas.microsoft.com/office/word/2020/wordml/sdtdatahash" xmlns:w16se="http://schemas.microsoft.com/office/word/2015/wordml/symex" xmlns:wpg="http://schemas.microsoft.com/office/word/2010/wordprocessingGroup" xmlns:wpi="http://schemas.microsoft.com/office/word/2010/wordprocessingInk" xmlns:wne="http://schemas.microsoft.com/office/word/2006/wordml" xmlns:wps="http://schemas.microsoft.com/office/word/2010/wordprocessingShape" mc:Ignorable="w14 w15 w16se w16cid w16 w16cex w16sdtdh wp14">
   <w:p>
     <w:pPr>
       <w:ind w:left="-180" w:right="-288"/>
@@ -1449,14 +1440,14 @@
   </w:p>
   <w:p>
     <w:pPr>
-      <w:pStyle w:val="Cabealho"/>
+      <w:pStyle w:val="Header"/>
     </w:pPr>
   </w:p>
 </w:hdr>
 </file>
 
 <file path=word/numbering.xml><?xml version="1.0" encoding="utf-8"?>
-<w:numbering xmlns:wpc="http://schemas.microsoft.com/office/word/2010/wordprocessingCanvas" xmlns:cx="http://schemas.microsoft.com/office/drawing/2014/chartex" xmlns:cx1="http://schemas.microsoft.com/office/drawing/2015/9/8/chartex" xmlns:cx2="http://schemas.microsoft.com/office/drawing/2015/10/21/chartex" xmlns:cx3="http://schemas.microsoft.com/office/drawing/2016/5/9/chartex" xmlns:cx4="http://schemas.microsoft.com/office/drawing/2016/5/10/chartex" xmlns:cx5="http://schemas.microsoft.com/office/drawing/2016/5/11/chartex" xmlns:cx6="http://schemas.microsoft.com/office/drawing/2016/5/12/chartex" xmlns:cx7="http://schemas.microsoft.com/office/drawing/2016/5/13/chartex" xmlns:cx8="http://schemas.microsoft.com/office/drawing/2016/5/14/chartex" xmlns:mc="http://schemas.openxmlformats.org/markup-compatibility/2006" xmlns:aink="http://schemas.microsoft.com/office/drawing/2016/ink" xmlns:am3d="http://schemas.microsoft.com/office/drawing/2017/model3d" xmlns:o="urn:schemas-microsoft-com:office:office" xmlns:oel="http://schemas.microsoft.com/office/2019/extlst" xmlns:r="http://schemas.openxmlformats.org/officeDocument/2006/relationships" xmlns:m="http://schemas.openxmlformats.org/officeDocument/2006/math" xmlns:v="urn:schemas-microsoft-com:vml" xmlns:wp14="http://schemas.microsoft.com/office/word/2010/wordprocessingDrawing" xmlns:wp="http://schemas.openxmlformats.org/drawingml/2006/wordprocessingDrawing" xmlns:w10="urn:schemas-microsoft-com:office:word" xmlns:w="http://schemas.openxmlformats.org/wordprocessingml/2006/main" xmlns:w14="http://schemas.microsoft.com/office/word/2010/wordml" xmlns:w15="http://schemas.microsoft.com/office/word/2012/wordml" xmlns:w16cex="http://schemas.microsoft.com/office/word/2018/wordml/cex" xmlns:w16cid="http://schemas.microsoft.com/office/word/2016/wordml/cid" xmlns:w16="http://schemas.microsoft.com/office/word/2018/wordml" xmlns:w16sdtdh="http://schemas.microsoft.com/office/word/2020/wordml/sdtdatahash" xmlns:w16se="http://schemas.microsoft.com/office/word/2015/wordml/symex" xmlns:wpg="http://schemas.microsoft.com/office/word/2010/wordprocessingGroup" xmlns:wpi="http://schemas.microsoft.com/office/word/2010/wordprocessingInk" xmlns:wne="http://schemas.microsoft.com/office/word/2006/wordml" xmlns:wps="http://schemas.microsoft.com/office/word/2010/wordprocessingShape" mc:Ignorable="w14 w15 w16se w16cid w16 w16cex w16sdtdh wp14">
+<w:numbering xmlns:wpc="http://schemas.microsoft.com/office/word/2010/wordprocessingCanvas" xmlns:cx="http://schemas.microsoft.com/office/drawing/2014/chartex" xmlns:cx1="http://schemas.microsoft.com/office/drawing/2015/9/8/chartex" xmlns:cx2="http://schemas.microsoft.com/office/drawing/2015/10/21/chartex" xmlns:cx3="http://schemas.microsoft.com/office/drawing/2016/5/9/chartex" xmlns:cx4="http://schemas.microsoft.com/office/drawing/2016/5/10/chartex" xmlns:cx5="http://schemas.microsoft.com/office/drawing/2016/5/11/chartex" xmlns:cx6="http://schemas.microsoft.com/office/drawing/2016/5/12/chartex" xmlns:cx7="http://schemas.microsoft.com/office/drawing/2016/5/13/chartex" xmlns:cx8="http://schemas.microsoft.com/office/drawing/2016/5/14/chartex" xmlns:mc="http://schemas.openxmlformats.org/markup-compatibility/2006" xmlns:aink="http://schemas.microsoft.com/office/drawing/2016/ink" xmlns:am3d="http://schemas.microsoft.com/office/drawing/2017/model3d" xmlns:o="urn:schemas-microsoft-com:office:office" xmlns:oel="http://schemas.microsoft.com/office/2019/extlst" xmlns:r="http://schemas.openxmlformats.org/officeDocument/2006/relationships" xmlns:m="http://schemas.openxmlformats.org/officeDocument/2006/math" xmlns:v="urn:schemas-microsoft-com:vml" xmlns:wp14="http://schemas.microsoft.com/office/word/2010/wordprocessingDrawing" xmlns:wp="http://schemas.openxmlformats.org/drawingml/2006/wordprocessingDrawing" xmlns:w10="urn:schemas-microsoft-com:office:word" xmlns:w="http://schemas.openxmlformats.org/wordprocessingml/2006/main" xmlns:w14="http://schemas.microsoft.com/office/word/2010/wordml" xmlns:w15="http://schemas.microsoft.com/office/word/2012/wordml" xmlns:w16cex="http://schemas.microsoft.com/office/word/2018/wordml/cex" xmlns:w16cid="http://schemas.microsoft.com/office/word/2016/wordml/cid" xmlns:w16="http://schemas.microsoft.com/office/word/2018/wordml" xmlns:w16du="http://schemas.microsoft.com/office/word/2023/wordml/word16du" xmlns:w16sdtdh="http://schemas.microsoft.com/office/word/2020/wordml/sdtdatahash" xmlns:w16se="http://schemas.microsoft.com/office/word/2015/wordml/symex" xmlns:wpg="http://schemas.microsoft.com/office/word/2010/wordprocessingGroup" xmlns:wpi="http://schemas.microsoft.com/office/word/2010/wordprocessingInk" xmlns:wne="http://schemas.microsoft.com/office/word/2006/wordml" xmlns:wps="http://schemas.microsoft.com/office/word/2010/wordprocessingShape" mc:Ignorable="w14 w15 w16se w16cid w16 w16cex w16sdtdh wp14">
   <w:abstractNum w:abstractNumId="0" w15:restartNumberingAfterBreak="0">
     <w:nsid w:val="03255F0A"/>
     <w:multiLevelType w:val="hybridMultilevel"/>
@@ -5717,7 +5708,7 @@
       <w:szCs w:val="24"/>
     </w:rPr>
   </w:style>
-  <w:style w:type="paragraph" w:styleId="Ttulo1">
+  <w:style w:type="paragraph" w:styleId="Heading1">
     <w:name w:val="heading 1"/>
     <w:basedOn w:val="Normal"/>
     <w:next w:val="Normal"/>
@@ -5732,7 +5723,7 @@
       <w:sz w:val="36"/>
     </w:rPr>
   </w:style>
-  <w:style w:type="paragraph" w:styleId="Ttulo3">
+  <w:style w:type="paragraph" w:styleId="Heading3">
     <w:name w:val="heading 3"/>
     <w:basedOn w:val="Normal"/>
     <w:next w:val="Normal"/>
@@ -5749,7 +5740,7 @@
       <w:sz w:val="36"/>
     </w:rPr>
   </w:style>
-  <w:style w:type="paragraph" w:styleId="Ttulo4">
+  <w:style w:type="paragraph" w:styleId="Heading4">
     <w:name w:val="heading 4"/>
     <w:basedOn w:val="Normal"/>
     <w:next w:val="Normal"/>
@@ -5761,7 +5752,7 @@
       <w:outlineLvl w:val="3"/>
     </w:pPr>
   </w:style>
-  <w:style w:type="paragraph" w:styleId="Ttulo5">
+  <w:style w:type="paragraph" w:styleId="Heading5">
     <w:name w:val="heading 5"/>
     <w:basedOn w:val="Normal"/>
     <w:next w:val="Normal"/>
@@ -5777,13 +5768,13 @@
       <w:szCs w:val="20"/>
     </w:rPr>
   </w:style>
-  <w:style w:type="character" w:default="1" w:styleId="Fontepargpadro">
+  <w:style w:type="character" w:default="1" w:styleId="DefaultParagraphFont">
     <w:name w:val="Default Paragraph Font"/>
     <w:uiPriority w:val="1"/>
     <w:semiHidden/>
     <w:unhideWhenUsed/>
   </w:style>
-  <w:style w:type="table" w:default="1" w:styleId="Tabelanormal">
+  <w:style w:type="table" w:default="1" w:styleId="TableNormal">
     <w:name w:val="Normal Table"/>
     <w:uiPriority w:val="99"/>
     <w:semiHidden/>
@@ -5798,16 +5789,16 @@
       </w:tblCellMar>
     </w:tblPr>
   </w:style>
-  <w:style w:type="numbering" w:default="1" w:styleId="Semlista">
+  <w:style w:type="numbering" w:default="1" w:styleId="NoList">
     <w:name w:val="No List"/>
     <w:uiPriority w:val="99"/>
     <w:semiHidden/>
     <w:unhideWhenUsed/>
   </w:style>
-  <w:style w:type="paragraph" w:styleId="Cabealho">
+  <w:style w:type="paragraph" w:styleId="Header">
     <w:name w:val="header"/>
     <w:basedOn w:val="Normal"/>
-    <w:link w:val="CabealhoChar"/>
+    <w:link w:val="HeaderChar"/>
     <w:pPr>
       <w:tabs>
         <w:tab w:val="center" w:pos="4252"/>
@@ -5819,10 +5810,10 @@
       <w:szCs w:val="20"/>
     </w:rPr>
   </w:style>
-  <w:style w:type="paragraph" w:styleId="Rodap">
+  <w:style w:type="paragraph" w:styleId="Footer">
     <w:name w:val="footer"/>
     <w:basedOn w:val="Normal"/>
-    <w:link w:val="RodapChar"/>
+    <w:link w:val="FooterChar"/>
     <w:uiPriority w:val="99"/>
     <w:pPr>
       <w:tabs>
@@ -5835,11 +5826,11 @@
       <w:szCs w:val="20"/>
     </w:rPr>
   </w:style>
-  <w:style w:type="character" w:styleId="Nmerodepgina">
+  <w:style w:type="character" w:styleId="PageNumber">
     <w:name w:val="page number"/>
-    <w:basedOn w:val="Fontepargpadro"/>
+    <w:basedOn w:val="DefaultParagraphFont"/>
   </w:style>
-  <w:style w:type="paragraph" w:styleId="Recuodecorpodetexto">
+  <w:style w:type="paragraph" w:styleId="BodyTextIndent">
     <w:name w:val="Body Text Indent"/>
     <w:basedOn w:val="Normal"/>
     <w:pPr>
@@ -5852,7 +5843,7 @@
       <w:sz w:val="25"/>
     </w:rPr>
   </w:style>
-  <w:style w:type="paragraph" w:styleId="Corpodetexto">
+  <w:style w:type="paragraph" w:styleId="BodyText">
     <w:name w:val="Body Text"/>
     <w:basedOn w:val="Normal"/>
     <w:pPr>
@@ -5860,7 +5851,7 @@
       <w:jc w:val="both"/>
     </w:pPr>
   </w:style>
-  <w:style w:type="paragraph" w:styleId="Ttulo">
+  <w:style w:type="paragraph" w:styleId="Title">
     <w:name w:val="Title"/>
     <w:basedOn w:val="Normal"/>
     <w:qFormat/>
@@ -5876,7 +5867,7 @@
       <w:szCs w:val="4"/>
     </w:rPr>
   </w:style>
-  <w:style w:type="paragraph" w:styleId="Textodebalo">
+  <w:style w:type="paragraph" w:styleId="BalloonText">
     <w:name w:val="Balloon Text"/>
     <w:basedOn w:val="Normal"/>
     <w:semiHidden/>
@@ -5894,9 +5885,9 @@
       <w:u w:val="single"/>
     </w:rPr>
   </w:style>
-  <w:style w:type="table" w:styleId="Tabelacomgrade">
+  <w:style w:type="table" w:styleId="TableGrid">
     <w:name w:val="Table Grid"/>
-    <w:basedOn w:val="Tabelanormal"/>
+    <w:basedOn w:val="TableNormal"/>
     <w:rsid w:val="002E4856"/>
     <w:tblPr>
       <w:tblBorders>
@@ -5909,7 +5900,7 @@
       </w:tblBorders>
     </w:tblPr>
   </w:style>
-  <w:style w:type="paragraph" w:styleId="Corpodetexto3">
+  <w:style w:type="paragraph" w:styleId="BodyText3">
     <w:name w:val="Body Text 3"/>
     <w:basedOn w:val="Normal"/>
     <w:rsid w:val="00A6463C"/>
@@ -5921,7 +5912,7 @@
       <w:szCs w:val="16"/>
     </w:rPr>
   </w:style>
-  <w:style w:type="paragraph" w:styleId="PargrafodaLista">
+  <w:style w:type="paragraph" w:styleId="ListParagraph">
     <w:name w:val="List Paragraph"/>
     <w:basedOn w:val="Normal"/>
     <w:uiPriority w:val="34"/>
@@ -5931,17 +5922,17 @@
       <w:ind w:left="708"/>
     </w:pPr>
   </w:style>
-  <w:style w:type="character" w:customStyle="1" w:styleId="RodapChar">
-    <w:name w:val="Rodapé Char"/>
-    <w:basedOn w:val="Fontepargpadro"/>
-    <w:link w:val="Rodap"/>
+  <w:style w:type="character" w:customStyle="1" w:styleId="FooterChar">
+    <w:name w:val="Footer Char"/>
+    <w:basedOn w:val="DefaultParagraphFont"/>
+    <w:link w:val="Footer"/>
     <w:uiPriority w:val="99"/>
     <w:rsid w:val="000821D5"/>
   </w:style>
-  <w:style w:type="character" w:customStyle="1" w:styleId="CabealhoChar">
-    <w:name w:val="Cabeçalho Char"/>
-    <w:basedOn w:val="Fontepargpadro"/>
-    <w:link w:val="Cabealho"/>
+  <w:style w:type="character" w:customStyle="1" w:styleId="HeaderChar">
+    <w:name w:val="Header Char"/>
+    <w:basedOn w:val="DefaultParagraphFont"/>
+    <w:link w:val="Header"/>
     <w:rsid w:val="000821D5"/>
   </w:style>
   <w:style w:type="character" w:customStyle="1" w:styleId="apple-converted-space">
